--- a/TingkunXue_5563215_Individual_Project_Submission.docx
+++ b/TingkunXue_5563215_Individual_Project_Submission.docx
@@ -113,7 +113,7 @@
         <w:pStyle w:val="ListBullet"/>
       </w:pPr>
       <w:r>
-        <w:t>Projects: Detailed showcases including China Mobile AI Auditing, Q-learning Dungeon Battle, and a CV Group Project.</w:t>
+        <w:t>Projects: Detailed showcases including China Mobile AI Auditing, Q-learning Dungeon Battle, and the Posture Health Reminder Device.</w:t>
       </w:r>
     </w:p>
     <w:p>
